--- a/pr-preview/pr-228/permutation-tests-handout-tracked-changes.docx
+++ b/pr-preview/pr-228/permutation-tests-handout-tracked-changes.docx
@@ -16,7 +16,7 @@
       </w:pPr>
       <w:del w:id="1" w:author="PR Preview" w:date="2026-01-01T00:00:00Z">
         <w:r>
-          <w:delText xml:space="preserve">Last modified: 2026-10-16 00:48:26 (PDT)</w:delText>
+          <w:delText xml:space="preserve">Last modified: 2026-10-16 05:11:27 (PDT)</w:delText>
         </w:r>
       </w:del>
     </w:p>
@@ -26,7 +26,7 @@
       </w:pPr>
       <w:ins w:id="2" w:author="PR Preview" w:date="2026-01-01T00:00:00Z">
         <w:r>
-          <w:t xml:space="preserve">Last modified: 2026-10-16 00:46:06 (PDT)</w:t>
+          <w:t xml:space="preserve">Last modified: 2026-10-16 05:04:52 (PDT)</w:t>
         </w:r>
       </w:ins>
     </w:p>
@@ -16796,7 +16796,7 @@
     </w:p>
     <w:bookmarkEnd w:id="50"/>
     <w:bookmarkEnd w:id="51"/>
-    <w:bookmarkStart w:id="52" w:name="sec-permutation-reading"/>
+    <w:bookmarkStart w:id="53" w:name="sec-permutation-reading"/>
     <w:p>
       <w:pPr>
         <w:pStyle w:val="Heading2"/>
@@ -16850,6 +16850,37 @@
         </w:numPr>
       </w:pPr>
       <w:r>
+        <w:t xml:space="preserve">Chapter 12 of the</w:t>
+      </w:r>
+      <w:r>
+        <w:t xml:space="preserve"> </w:t>
+      </w:r>
+      <w:hyperlink r:id="rId52">
+        <w:r>
+          <w:rPr>
+            <w:rStyle w:val="Hyperlink"/>
+            <w:i/>
+            <w:iCs/>
+          </w:rPr>
+          <w:t xml:space="preserve">Computational and Inferential Thinking</w:t>
+        </w:r>
+      </w:hyperlink>
+      <w:r>
+        <w:t xml:space="preserve"> </w:t>
+      </w:r>
+      <w:r>
+        <w:t xml:space="preserve">textbook for UC Berkeley’s Data 8 introduces permutation tests through plain-language A/B testing examples.</w:t>
+      </w:r>
+    </w:p>
+    <w:p>
+      <w:pPr>
+        <w:pStyle w:val="Compact"/>
+        <w:numPr>
+          <w:ilvl w:val="0"/>
+          <w:numId w:val="1002"/>
+        </w:numPr>
+      </w:pPr>
+      <w:r>
         <w:t xml:space="preserve">Chapter 13 of</w:t>
       </w:r>
       <w:r>
@@ -16865,8 +16896,8 @@
         <w:t xml:space="preserve">applies permutation and other resampling methods to multiple testing.</w:t>
       </w:r>
     </w:p>
-    <w:bookmarkEnd w:id="52"/>
-    <w:bookmarkStart w:id="64" w:name="references"/>
+    <w:bookmarkEnd w:id="53"/>
+    <w:bookmarkStart w:id="65" w:name="references"/>
     <w:p>
       <w:pPr>
         <w:pStyle w:val="Heading2"/>
@@ -16875,8 +16906,8 @@
         <w:t xml:space="preserve">References</w:t>
       </w:r>
     </w:p>
-    <w:bookmarkStart w:id="63" w:name="refs"/>
-    <w:bookmarkStart w:id="54" w:name="ref-good2005permutation"/>
+    <w:bookmarkStart w:id="64" w:name="refs"/>
+    <w:bookmarkStart w:id="55" w:name="ref-good2005permutation"/>
     <w:p>
       <w:pPr>
         <w:pStyle w:val="Bibliography"/>
@@ -16900,7 +16931,7 @@
       <w:r>
         <w:t xml:space="preserve"> </w:t>
       </w:r>
-      <w:hyperlink r:id="rId53">
+      <w:hyperlink r:id="rId54">
         <w:r>
           <w:rPr>
             <w:rStyle w:val="Hyperlink"/>
@@ -16912,8 +16943,8 @@
         <w:t xml:space="preserve">.</w:t>
       </w:r>
     </w:p>
-    <w:bookmarkEnd w:id="54"/>
-    <w:bookmarkStart w:id="55" w:name="ref-hoggtanis2015"/>
+    <w:bookmarkEnd w:id="55"/>
+    <w:bookmarkStart w:id="56" w:name="ref-hoggtanis2015"/>
     <w:p>
       <w:pPr>
         <w:pStyle w:val="Bibliography"/>
@@ -16935,8 +16966,8 @@
         <w:t xml:space="preserve">. Tenth edition. Pearson.</w:t>
       </w:r>
     </w:p>
-    <w:bookmarkEnd w:id="55"/>
-    <w:bookmarkStart w:id="57" w:name="ref-james2021islr2e"/>
+    <w:bookmarkEnd w:id="56"/>
+    <w:bookmarkStart w:id="58" w:name="ref-james2021islr2e"/>
     <w:p>
       <w:pPr>
         <w:pStyle w:val="Bibliography"/>
@@ -16974,7 +17005,7 @@
       <w:r>
         <w:t xml:space="preserve"> </w:t>
       </w:r>
-      <w:hyperlink r:id="rId56">
+      <w:hyperlink r:id="rId57">
         <w:r>
           <w:rPr>
             <w:rStyle w:val="Hyperlink"/>
@@ -16986,8 +17017,8 @@
         <w:t xml:space="preserve">.</w:t>
       </w:r>
     </w:p>
-    <w:bookmarkEnd w:id="57"/>
-    <w:bookmarkStart w:id="59" w:name="ref-khan2001classification"/>
+    <w:bookmarkEnd w:id="58"/>
+    <w:bookmarkStart w:id="60" w:name="ref-khan2001classification"/>
     <w:p>
       <w:pPr>
         <w:pStyle w:val="Bibliography"/>
@@ -17020,7 +17051,7 @@
       <w:r>
         <w:t xml:space="preserve"> </w:t>
       </w:r>
-      <w:hyperlink r:id="rId58">
+      <w:hyperlink r:id="rId59">
         <w:r>
           <w:rPr>
             <w:rStyle w:val="Hyperlink"/>
@@ -17032,8 +17063,8 @@
         <w:t xml:space="preserve">.</w:t>
       </w:r>
     </w:p>
-    <w:bookmarkEnd w:id="59"/>
-    <w:bookmarkStart w:id="61" w:name="ref-phipson2010permutation"/>
+    <w:bookmarkEnd w:id="60"/>
+    <w:bookmarkStart w:id="62" w:name="ref-phipson2010permutation"/>
     <w:p>
       <w:pPr>
         <w:pStyle w:val="Bibliography"/>
@@ -17066,7 +17097,7 @@
       <w:r>
         <w:t xml:space="preserve"> </w:t>
       </w:r>
-      <w:hyperlink r:id="rId60">
+      <w:hyperlink r:id="rId61">
         <w:r>
           <w:rPr>
             <w:rStyle w:val="Hyperlink"/>
@@ -17078,8 +17109,8 @@
         <w:t xml:space="preserve">.</w:t>
       </w:r>
     </w:p>
-    <w:bookmarkEnd w:id="61"/>
-    <w:bookmarkStart w:id="62" w:name="ref-rice2007mathematical"/>
+    <w:bookmarkEnd w:id="62"/>
+    <w:bookmarkStart w:id="63" w:name="ref-rice2007mathematical"/>
     <w:p>
       <w:pPr>
         <w:pStyle w:val="Bibliography"/>
@@ -17101,9 +17132,9 @@
         <w:t xml:space="preserve">. 3rd ed. Cengage Learning.</w:t>
       </w:r>
     </w:p>
-    <w:bookmarkEnd w:id="62"/>
     <w:bookmarkEnd w:id="63"/>
     <w:bookmarkEnd w:id="64"/>
+    <w:bookmarkEnd w:id="65"/>
     <w:sectPr>
       <w:footnotePr>
         <w:numRestart w:val="eachSect"/>
